--- a/DesafioComplementario2/Cambios para jwt.docx
+++ b/DesafioComplementario2/Cambios para jwt.docx
@@ -36,6 +36,33 @@
       </w:r>
     </w:p>
     <w:p>
+      <w:pPr>
+        <w:rPr>
+          <w:lang w:val="es-AR"/>
+        </w:rPr>
+      </w:pPr>
+      <w:r>
+        <w:rPr>
+          <w:lang w:val="es-AR"/>
+        </w:rPr>
+        <w:t>Agregue una estrategia “</w:t>
+      </w:r>
+      <w:proofErr w:type="spellStart"/>
+      <w:r>
+        <w:rPr>
+          <w:lang w:val="es-AR"/>
+        </w:rPr>
+        <w:t>current</w:t>
+      </w:r>
+      <w:proofErr w:type="spellEnd"/>
+      <w:r>
+        <w:rPr>
+          <w:lang w:val="es-AR"/>
+        </w:rPr>
+        <w:t>” basada en JWT en Passport.config.js</w:t>
+      </w:r>
+    </w:p>
+    <w:p>
       <w:proofErr w:type="spellStart"/>
       <w:r>
         <w:t>Agregue</w:t>
@@ -77,33 +104,16 @@
       </w:r>
       <w:proofErr w:type="gramEnd"/>
       <w:r>
-        <w:t>“/:id”,</w:t>
-      </w:r>
-      <w:proofErr w:type="spellStart"/>
-      <w:r>
-        <w:t>authjwt,</w:t>
-      </w:r>
-      <w:r>
-        <w:t>async</w:t>
-      </w:r>
-      <w:proofErr w:type="spellEnd"/>
-      <w:r>
-        <w:t>(</w:t>
-      </w:r>
-      <w:proofErr w:type="spellStart"/>
-      <w:r>
-        <w:t>req,res</w:t>
-      </w:r>
-      <w:proofErr w:type="spellEnd"/>
-      <w:r>
-        <w:t>)</w:t>
-      </w:r>
-      <w:r>
-        <w:t>)</w:t>
-      </w:r>
-      <w:r>
-        <w:t>{}</w:t>
-      </w:r>
+        <w:t>“/:id”</w:t>
+      </w:r>
+      <w:r>
+        <w:t>,</w:t>
+      </w:r>
+      <w:proofErr w:type="spellStart"/>
+      <w:r>
+        <w:t>passportauthentification</w:t>
+      </w:r>
+      <w:proofErr w:type="spellEnd"/>
       <w:r>
         <w:t xml:space="preserve"> </w:t>
       </w:r>
@@ -553,16 +563,235 @@
           <w:lang w:val="es-AR"/>
         </w:rPr>
       </w:pPr>
-      <w:proofErr w:type="gramStart"/>
-      <w:r>
-        <w:rPr>
-          <w:lang w:val="es-AR"/>
-        </w:rPr>
-        <w:t>lo</w:t>
+    </w:p>
+    <w:p>
+      <w:pPr>
+        <w:rPr>
+          <w:lang w:val="es-AR"/>
+        </w:rPr>
+      </w:pPr>
+      <w:r>
+        <w:rPr>
+          <w:lang w:val="es-AR"/>
+        </w:rPr>
+        <w:t xml:space="preserve">Agregue una variable </w:t>
+      </w:r>
+      <w:proofErr w:type="spellStart"/>
+      <w:r>
+        <w:rPr>
+          <w:lang w:val="es-AR"/>
+        </w:rPr>
+        <w:t>authMode</w:t>
+      </w:r>
+      <w:proofErr w:type="spellEnd"/>
+      <w:r>
+        <w:rPr>
+          <w:lang w:val="es-AR"/>
+        </w:rPr>
+        <w:t xml:space="preserve"> en utils.js</w:t>
+      </w:r>
+    </w:p>
+    <w:p>
+      <w:pPr>
+        <w:rPr>
+          <w:lang w:val="es-AR"/>
+        </w:rPr>
+      </w:pPr>
+      <w:r>
+        <w:rPr>
+          <w:lang w:val="es-AR"/>
+        </w:rPr>
+        <w:t xml:space="preserve">Cambie el </w:t>
+      </w:r>
+      <w:proofErr w:type="spellStart"/>
+      <w:r>
+        <w:rPr>
+          <w:lang w:val="es-AR"/>
+        </w:rPr>
+        <w:t>export</w:t>
+      </w:r>
+      <w:proofErr w:type="spellEnd"/>
+      <w:r>
+        <w:rPr>
+          <w:lang w:val="es-AR"/>
+        </w:rPr>
+        <w:t xml:space="preserve"> default __</w:t>
+      </w:r>
+      <w:proofErr w:type="spellStart"/>
+      <w:r>
+        <w:rPr>
+          <w:lang w:val="es-AR"/>
+        </w:rPr>
+        <w:t>dirname</w:t>
+      </w:r>
+      <w:proofErr w:type="spellEnd"/>
+      <w:r>
+        <w:rPr>
+          <w:lang w:val="es-AR"/>
+        </w:rPr>
+        <w:t xml:space="preserve"> en utils.js por un </w:t>
+      </w:r>
+      <w:proofErr w:type="spellStart"/>
+      <w:r>
+        <w:rPr>
+          <w:lang w:val="es-AR"/>
+        </w:rPr>
+        <w:t>export</w:t>
+      </w:r>
+      <w:proofErr w:type="spellEnd"/>
+      <w:r>
+        <w:rPr>
+          <w:lang w:val="es-AR"/>
+        </w:rPr>
+        <w:t xml:space="preserve"> común</w:t>
+      </w:r>
+    </w:p>
+    <w:p>
+      <w:pPr>
+        <w:rPr>
+          <w:lang w:val="es-AR"/>
+        </w:rPr>
+      </w:pPr>
+      <w:r>
+        <w:rPr>
+          <w:lang w:val="es-AR"/>
+        </w:rPr>
+        <w:t xml:space="preserve">Cambie la importación </w:t>
+      </w:r>
+      <w:r>
+        <w:rPr>
+          <w:lang w:val="es-AR"/>
+        </w:rPr>
+        <w:t>de __</w:t>
+      </w:r>
+      <w:proofErr w:type="spellStart"/>
+      <w:r>
+        <w:rPr>
+          <w:lang w:val="es-AR"/>
+        </w:rPr>
+        <w:t>dirname</w:t>
+      </w:r>
+      <w:proofErr w:type="spellEnd"/>
+      <w:r>
+        <w:rPr>
+          <w:lang w:val="es-AR"/>
+        </w:rPr>
+        <w:t xml:space="preserve"> por exportación entre llaves en </w:t>
+      </w:r>
+      <w:proofErr w:type="spellStart"/>
+      <w:r>
+        <w:rPr>
+          <w:lang w:val="es-AR"/>
+        </w:rPr>
+        <w:t>products</w:t>
+      </w:r>
+      <w:proofErr w:type="spellEnd"/>
+      <w:r>
+        <w:rPr>
+          <w:lang w:val="es-AR"/>
+        </w:rPr>
+        <w:t xml:space="preserve">, </w:t>
+      </w:r>
+      <w:proofErr w:type="spellStart"/>
+      <w:r>
+        <w:rPr>
+          <w:lang w:val="es-AR"/>
+        </w:rPr>
+        <w:t>cart</w:t>
+      </w:r>
+      <w:proofErr w:type="spellEnd"/>
+      <w:r>
+        <w:rPr>
+          <w:lang w:val="es-AR"/>
+        </w:rPr>
+        <w:t xml:space="preserve"> y </w:t>
+      </w:r>
+      <w:proofErr w:type="spellStart"/>
+      <w:r>
+        <w:rPr>
+          <w:lang w:val="es-AR"/>
+        </w:rPr>
+        <w:t>views</w:t>
+      </w:r>
+      <w:proofErr w:type="spellEnd"/>
+      <w:r>
+        <w:rPr>
+          <w:lang w:val="es-AR"/>
+        </w:rPr>
+        <w:t xml:space="preserve"> </w:t>
+      </w:r>
+      <w:proofErr w:type="spellStart"/>
+      <w:r>
+        <w:rPr>
+          <w:lang w:val="es-AR"/>
+        </w:rPr>
+        <w:t>router</w:t>
+      </w:r>
+      <w:proofErr w:type="spellEnd"/>
+    </w:p>
+    <w:p>
+      <w:pPr>
+        <w:rPr>
+          <w:lang w:val="es-AR"/>
+        </w:rPr>
+      </w:pPr>
+      <w:r>
+        <w:rPr>
+          <w:lang w:val="es-AR"/>
+        </w:rPr>
+        <w:t xml:space="preserve">En el </w:t>
+      </w:r>
+      <w:proofErr w:type="spellStart"/>
+      <w:r>
+        <w:rPr>
+          <w:lang w:val="es-AR"/>
+        </w:rPr>
+        <w:t>productsRouter</w:t>
+      </w:r>
+      <w:proofErr w:type="spellEnd"/>
+      <w:r>
+        <w:rPr>
+          <w:lang w:val="es-AR"/>
+        </w:rPr>
+        <w:t xml:space="preserve"> agregue la importación de </w:t>
+      </w:r>
+      <w:proofErr w:type="spellStart"/>
+      <w:r>
+        <w:rPr>
+          <w:lang w:val="es-AR"/>
+        </w:rPr>
+        <w:t>authMode</w:t>
+      </w:r>
+      <w:proofErr w:type="spellEnd"/>
+      <w:r>
+        <w:rPr>
+          <w:lang w:val="es-AR"/>
+        </w:rPr>
+        <w:t xml:space="preserve"> </w:t>
+      </w:r>
+      <w:proofErr w:type="spellStart"/>
+      <w:r>
+        <w:rPr>
+          <w:lang w:val="es-AR"/>
+        </w:rPr>
+        <w:t>from</w:t>
+      </w:r>
+      <w:proofErr w:type="spellEnd"/>
+      <w:r>
+        <w:rPr>
+          <w:lang w:val="es-AR"/>
+        </w:rPr>
+        <w:t xml:space="preserve"> utils.js</w:t>
       </w:r>
       <w:bookmarkStart w:id="0" w:name="_GoBack"/>
       <w:bookmarkEnd w:id="0"/>
-      <w:proofErr w:type="gramEnd"/>
+    </w:p>
+    <w:p>
+      <w:pPr>
+        <w:rPr>
+          <w:lang w:val="es-AR"/>
+        </w:rPr>
+      </w:pPr>
     </w:p>
     <w:p>
       <w:pPr>
